--- a/Science Books/QED Course/Lesson 30 Global U(1) Symmetry.docx
+++ b/Science Books/QED Course/Lesson 30 Global U(1) Symmetry.docx
@@ -539,7 +539,61 @@
       <m:oMathPara>
         <m:oMath>
           <m:r>
-            <m:t xml:space="preserve">ψ → e^(−iqα) ψ,    ψ̄ → e^(+iqα) ψ̄</m:t>
+            <m:t xml:space="preserve">ψ</m:t>
+          </m:r>
+          <m:r>
+            <m:t xml:space="preserve">→</m:t>
+          </m:r>
+          <m:sSup>
+            <m:e>
+              <m:r>
+                <m:t xml:space="preserve">e</m:t>
+              </m:r>
+            </m:e>
+            <m:sup>
+              <m:r>
+                <m:t xml:space="preserve">−</m:t>
+              </m:r>
+              <m:r>
+                <m:t xml:space="preserve">iqα</m:t>
+              </m:r>
+            </m:sup>
+          </m:sSup>
+          <m:r>
+            <m:t xml:space="preserve"> </m:t>
+          </m:r>
+          <m:r>
+            <m:t xml:space="preserve">ψ</m:t>
+          </m:r>
+          <m:r>
+            <m:t xml:space="preserve">,</m:t>
+          </m:r>
+          <m:r>
+            <m:t xml:space="preserve">ψ̄</m:t>
+          </m:r>
+          <m:r>
+            <m:t xml:space="preserve">→</m:t>
+          </m:r>
+          <m:sSup>
+            <m:e>
+              <m:r>
+                <m:t xml:space="preserve">e</m:t>
+              </m:r>
+            </m:e>
+            <m:sup>
+              <m:r>
+                <m:t xml:space="preserve">+</m:t>
+              </m:r>
+              <m:r>
+                <m:t xml:space="preserve">iqα</m:t>
+              </m:r>
+            </m:sup>
+          </m:sSup>
+          <m:r>
+            <m:t xml:space="preserve"> </m:t>
+          </m:r>
+          <m:r>
+            <m:t xml:space="preserve">ψ̄</m:t>
           </m:r>
         </m:oMath>
       </m:oMathPara>
@@ -556,8 +610,72 @@
       </w:pPr>
       <m:oMathPara>
         <m:oMath>
+          <m:sSup>
+            <m:e>
+              <m:r>
+                <m:t xml:space="preserve">j</m:t>
+              </m:r>
+            </m:e>
+            <m:sup>
+              <m:r>
+                <m:t xml:space="preserve">μ</m:t>
+              </m:r>
+            </m:sup>
+          </m:sSup>
           <m:r>
-            <m:t xml:space="preserve">j^μ = (iψ̄γ^μ)(−iqψ) = q ψ̄γ^μψ</m:t>
+            <m:t xml:space="preserve">=</m:t>
+          </m:r>
+          <m:d>
+            <m:dPr/>
+            <m:e>
+              <m:sSup>
+                <m:e>
+                  <m:r>
+                    <m:t xml:space="preserve">iψ̄γ</m:t>
+                  </m:r>
+                </m:e>
+                <m:sup>
+                  <m:r>
+                    <m:t xml:space="preserve">μ</m:t>
+                  </m:r>
+                </m:sup>
+              </m:sSup>
+            </m:e>
+          </m:d>
+          <m:d>
+            <m:dPr/>
+            <m:e>
+              <m:r>
+                <m:t xml:space="preserve">−</m:t>
+              </m:r>
+              <m:r>
+                <m:t xml:space="preserve">iqψ</m:t>
+              </m:r>
+            </m:e>
+          </m:d>
+          <m:r>
+            <m:t xml:space="preserve">=</m:t>
+          </m:r>
+          <m:r>
+            <m:t xml:space="preserve">q</m:t>
+          </m:r>
+          <m:r>
+            <m:t xml:space="preserve"> </m:t>
+          </m:r>
+          <m:sSup>
+            <m:e>
+              <m:r>
+                <m:t xml:space="preserve">ψ̄γ</m:t>
+              </m:r>
+            </m:e>
+            <m:sup>
+              <m:r>
+                <m:t xml:space="preserve">μ</m:t>
+              </m:r>
+            </m:sup>
+          </m:sSup>
+          <m:r>
+            <m:t xml:space="preserve">ψ</m:t>
           </m:r>
         </m:oMath>
       </m:oMathPara>
@@ -583,7 +701,82 @@
       <m:oMathPara>
         <m:oMath>
           <m:r>
-            <m:t xml:space="preserve">Q = ∫ d³x j⁰ = q ∫ d³x ψ†ψ</m:t>
+            <m:t xml:space="preserve">Q</m:t>
+          </m:r>
+          <m:r>
+            <m:t xml:space="preserve">=</m:t>
+          </m:r>
+          <m:r>
+            <m:t xml:space="preserve">∫</m:t>
+          </m:r>
+          <m:r>
+            <m:t xml:space="preserve"> </m:t>
+          </m:r>
+          <m:sSup>
+            <m:e>
+              <m:r>
+                <m:t xml:space="preserve">d</m:t>
+              </m:r>
+            </m:e>
+            <m:sup>
+              <m:r>
+                <m:t xml:space="preserve">3</m:t>
+              </m:r>
+            </m:sup>
+          </m:sSup>
+          <m:r>
+            <m:t xml:space="preserve">x</m:t>
+          </m:r>
+          <m:r>
+            <m:t xml:space="preserve"> </m:t>
+          </m:r>
+          <m:sSup>
+            <m:e>
+              <m:r>
+                <m:t xml:space="preserve">j</m:t>
+              </m:r>
+            </m:e>
+            <m:sup>
+              <m:r>
+                <m:t xml:space="preserve">0</m:t>
+              </m:r>
+            </m:sup>
+          </m:sSup>
+          <m:r>
+            <m:t xml:space="preserve">=</m:t>
+          </m:r>
+          <m:r>
+            <m:t xml:space="preserve">q</m:t>
+          </m:r>
+          <m:r>
+            <m:t xml:space="preserve"> </m:t>
+          </m:r>
+          <m:r>
+            <m:t xml:space="preserve">∫</m:t>
+          </m:r>
+          <m:r>
+            <m:t xml:space="preserve"> </m:t>
+          </m:r>
+          <m:sSup>
+            <m:e>
+              <m:r>
+                <m:t xml:space="preserve">d</m:t>
+              </m:r>
+            </m:e>
+            <m:sup>
+              <m:r>
+                <m:t xml:space="preserve">3</m:t>
+              </m:r>
+            </m:sup>
+          </m:sSup>
+          <m:r>
+            <m:t xml:space="preserve">x</m:t>
+          </m:r>
+          <m:r>
+            <m:t xml:space="preserve"> </m:t>
+          </m:r>
+          <m:r>
+            <m:t xml:space="preserve">ψ†ψ</m:t>
           </m:r>
         </m:oMath>
       </m:oMathPara>
@@ -649,9 +842,120 @@
       </w:pPr>
       <m:oMathPara>
         <m:oMath>
+          <m:sSup>
+            <m:e>
+              <m:r>
+                <m:t xml:space="preserve">j</m:t>
+              </m:r>
+            </m:e>
+            <m:sup>
+              <m:r>
+                <m:t xml:space="preserve">μ</m:t>
+              </m:r>
+            </m:sup>
+          </m:sSup>
           <m:r>
-            <m:t xml:space="preserve">j^μ = ∂^μφ*(−iqφ) + ∂^μφ(iqφ*) = iq (φ*∂^μφ − φ∂^μφ*)</m:t>
+            <m:t xml:space="preserve">=</m:t>
           </m:r>
+          <m:sSup>
+            <m:e>
+              <m:r>
+                <m:t xml:space="preserve">∂</m:t>
+              </m:r>
+            </m:e>
+            <m:sup>
+              <m:r>
+                <m:t xml:space="preserve">μ</m:t>
+              </m:r>
+            </m:sup>
+          </m:sSup>
+          <m:r>
+            <m:t xml:space="preserve">φ*</m:t>
+          </m:r>
+          <m:d>
+            <m:dPr/>
+            <m:e>
+              <m:r>
+                <m:t xml:space="preserve">−</m:t>
+              </m:r>
+              <m:r>
+                <m:t xml:space="preserve">iqφ</m:t>
+              </m:r>
+            </m:e>
+          </m:d>
+          <m:r>
+            <m:t xml:space="preserve">+</m:t>
+          </m:r>
+          <m:sSup>
+            <m:e>
+              <m:r>
+                <m:t xml:space="preserve">∂</m:t>
+              </m:r>
+            </m:e>
+            <m:sup>
+              <m:r>
+                <m:t xml:space="preserve">μ</m:t>
+              </m:r>
+            </m:sup>
+          </m:sSup>
+          <m:r>
+            <m:t xml:space="preserve">φ</m:t>
+          </m:r>
+          <m:d>
+            <m:dPr/>
+            <m:e>
+              <m:r>
+                <m:t xml:space="preserve">iqφ*</m:t>
+              </m:r>
+            </m:e>
+          </m:d>
+          <m:r>
+            <m:t xml:space="preserve">=</m:t>
+          </m:r>
+          <m:r>
+            <m:t xml:space="preserve">iq</m:t>
+          </m:r>
+          <m:r>
+            <m:t xml:space="preserve"> </m:t>
+          </m:r>
+          <m:d>
+            <m:dPr/>
+            <m:e>
+              <m:sSup>
+                <m:e>
+                  <m:r>
+                    <m:t xml:space="preserve">φ*∂</m:t>
+                  </m:r>
+                </m:e>
+                <m:sup>
+                  <m:r>
+                    <m:t xml:space="preserve">μ</m:t>
+                  </m:r>
+                </m:sup>
+              </m:sSup>
+              <m:r>
+                <m:t xml:space="preserve">φ</m:t>
+              </m:r>
+              <m:r>
+                <m:t xml:space="preserve">−</m:t>
+              </m:r>
+              <m:sSup>
+                <m:e>
+                  <m:r>
+                    <m:t xml:space="preserve">φ∂</m:t>
+                  </m:r>
+                </m:e>
+                <m:sup>
+                  <m:r>
+                    <m:t xml:space="preserve">μ</m:t>
+                  </m:r>
+                </m:sup>
+              </m:sSup>
+              <m:r>
+                <m:t xml:space="preserve">φ*</m:t>
+              </m:r>
+            </m:e>
+          </m:d>
         </m:oMath>
       </m:oMathPara>
     </w:p>
@@ -728,8 +1032,37 @@
       </w:pPr>
       <m:oMathPara>
         <m:oMath>
+          <m:d>
+            <m:dPr>
+              <m:begChr m:val="["/>
+              <m:endChr m:val="]"/>
+            </m:dPr>
+            <m:e>
+              <m:r>
+                <m:t xml:space="preserve">Q</m:t>
+              </m:r>
+              <m:r>
+                <m:t xml:space="preserve">,</m:t>
+              </m:r>
+              <m:r>
+                <m:t xml:space="preserve">φ</m:t>
+              </m:r>
+            </m:e>
+          </m:d>
           <m:r>
-            <m:t xml:space="preserve">[Q, φ] = −q φ</m:t>
+            <m:t xml:space="preserve">=</m:t>
+          </m:r>
+          <m:r>
+            <m:t xml:space="preserve">−</m:t>
+          </m:r>
+          <m:r>
+            <m:t xml:space="preserve">q</m:t>
+          </m:r>
+          <m:r>
+            <m:t xml:space="preserve"> </m:t>
+          </m:r>
+          <m:r>
+            <m:t xml:space="preserve">φ</m:t>
           </m:r>
         </m:oMath>
       </m:oMathPara>
@@ -760,7 +1093,68 @@
       <m:oMathPara>
         <m:oMath>
           <m:r>
-            <m:t xml:space="preserve">U(α) φ U(α)⁻¹ = e^(−iqα) φ</m:t>
+            <m:t xml:space="preserve">U</m:t>
+          </m:r>
+          <m:d>
+            <m:dPr/>
+            <m:e>
+              <m:r>
+                <m:t xml:space="preserve">α</m:t>
+              </m:r>
+            </m:e>
+          </m:d>
+          <m:r>
+            <m:t xml:space="preserve"> </m:t>
+          </m:r>
+          <m:r>
+            <m:t xml:space="preserve">φ</m:t>
+          </m:r>
+          <m:r>
+            <m:t xml:space="preserve"> </m:t>
+          </m:r>
+          <m:sSup>
+            <m:e>
+              <m:r>
+                <m:t xml:space="preserve">U</m:t>
+              </m:r>
+              <m:d>
+                <m:dPr/>
+                <m:e>
+                  <m:r>
+                    <m:t xml:space="preserve">α</m:t>
+                  </m:r>
+                </m:e>
+              </m:d>
+            </m:e>
+            <m:sup>
+              <m:r>
+                <m:t xml:space="preserve">−1</m:t>
+              </m:r>
+            </m:sup>
+          </m:sSup>
+          <m:r>
+            <m:t xml:space="preserve">=</m:t>
+          </m:r>
+          <m:sSup>
+            <m:e>
+              <m:r>
+                <m:t xml:space="preserve">e</m:t>
+              </m:r>
+            </m:e>
+            <m:sup>
+              <m:r>
+                <m:t xml:space="preserve">−</m:t>
+              </m:r>
+              <m:r>
+                <m:t xml:space="preserve">iqα</m:t>
+              </m:r>
+            </m:sup>
+          </m:sSup>
+          <m:r>
+            <m:t xml:space="preserve"> </m:t>
+          </m:r>
+          <m:r>
+            <m:t xml:space="preserve">φ</m:t>
           </m:r>
         </m:oMath>
       </m:oMathPara>
@@ -791,7 +1185,116 @@
       <m:oMathPara>
         <m:oMath>
           <m:r>
-            <m:t xml:space="preserve">⟨f|[Q, O]|i⟩ = (Q_f − Q_i)⟨f|O|i⟩ = q_O ⟨f|O|i⟩</m:t>
+            <m:t xml:space="preserve">⟨f</m:t>
+          </m:r>
+          <m:r>
+            <m:t xml:space="preserve">|</m:t>
+          </m:r>
+          <m:d>
+            <m:dPr>
+              <m:begChr m:val="["/>
+              <m:endChr m:val="]"/>
+            </m:dPr>
+            <m:e>
+              <m:r>
+                <m:t xml:space="preserve">Q</m:t>
+              </m:r>
+              <m:r>
+                <m:t xml:space="preserve">,</m:t>
+              </m:r>
+              <m:r>
+                <m:t xml:space="preserve">O</m:t>
+              </m:r>
+            </m:e>
+          </m:d>
+          <m:r>
+            <m:t xml:space="preserve">|</m:t>
+          </m:r>
+          <m:r>
+            <m:t xml:space="preserve">i⟩</m:t>
+          </m:r>
+          <m:r>
+            <m:t xml:space="preserve">=</m:t>
+          </m:r>
+          <m:d>
+            <m:dPr/>
+            <m:e>
+              <m:sSub>
+                <m:e>
+                  <m:r>
+                    <m:t xml:space="preserve">Q</m:t>
+                  </m:r>
+                </m:e>
+                <m:sub>
+                  <m:r>
+                    <m:t xml:space="preserve">f</m:t>
+                  </m:r>
+                </m:sub>
+              </m:sSub>
+              <m:r>
+                <m:t xml:space="preserve">−</m:t>
+              </m:r>
+              <m:sSub>
+                <m:e>
+                  <m:r>
+                    <m:t xml:space="preserve">Q</m:t>
+                  </m:r>
+                </m:e>
+                <m:sub>
+                  <m:r>
+                    <m:t xml:space="preserve">i</m:t>
+                  </m:r>
+                </m:sub>
+              </m:sSub>
+            </m:e>
+          </m:d>
+          <m:r>
+            <m:t xml:space="preserve">⟨f</m:t>
+          </m:r>
+          <m:r>
+            <m:t xml:space="preserve">|</m:t>
+          </m:r>
+          <m:r>
+            <m:t xml:space="preserve">O</m:t>
+          </m:r>
+          <m:r>
+            <m:t xml:space="preserve">|</m:t>
+          </m:r>
+          <m:r>
+            <m:t xml:space="preserve">i⟩</m:t>
+          </m:r>
+          <m:r>
+            <m:t xml:space="preserve">=</m:t>
+          </m:r>
+          <m:sSub>
+            <m:e>
+              <m:r>
+                <m:t xml:space="preserve">q</m:t>
+              </m:r>
+            </m:e>
+            <m:sub>
+              <m:r>
+                <m:t xml:space="preserve">O</m:t>
+              </m:r>
+            </m:sub>
+          </m:sSub>
+          <m:r>
+            <m:t xml:space="preserve"> </m:t>
+          </m:r>
+          <m:r>
+            <m:t xml:space="preserve">⟨f</m:t>
+          </m:r>
+          <m:r>
+            <m:t xml:space="preserve">|</m:t>
+          </m:r>
+          <m:r>
+            <m:t xml:space="preserve">O</m:t>
+          </m:r>
+          <m:r>
+            <m:t xml:space="preserve">|</m:t>
+          </m:r>
+          <m:r>
+            <m:t xml:space="preserve">i⟩</m:t>
           </m:r>
         </m:oMath>
       </m:oMathPara>
@@ -917,8 +1420,150 @@
       <m:oMathPara>
         <m:oMath>
           <m:r>
-            <m:t xml:space="preserve">ℒ = ψ̄_e(iγ^μ∂_μ − m_e)ψ_e + ψ̄_μ(iγ^μ∂_μ − m_μ)ψ_μ</m:t>
+            <m:t xml:space="preserve">ℒ</m:t>
           </m:r>
+          <m:r>
+            <m:t xml:space="preserve">=</m:t>
+          </m:r>
+          <m:sSub>
+            <m:e>
+              <m:r>
+                <m:t xml:space="preserve">ψ̄</m:t>
+              </m:r>
+            </m:e>
+            <m:sub>
+              <m:r>
+                <m:t xml:space="preserve">e</m:t>
+              </m:r>
+            </m:sub>
+          </m:sSub>
+          <m:d>
+            <m:dPr/>
+            <m:e>
+              <m:sSup>
+                <m:e>
+                  <m:r>
+                    <m:t xml:space="preserve">iγ</m:t>
+                  </m:r>
+                </m:e>
+                <m:sup>
+                  <m:r>
+                    <m:t xml:space="preserve">μ</m:t>
+                  </m:r>
+                </m:sup>
+              </m:sSup>
+              <m:sSub>
+                <m:e>
+                  <m:r>
+                    <m:t xml:space="preserve">∂</m:t>
+                  </m:r>
+                </m:e>
+                <m:sub>
+                  <m:r>
+                    <m:t xml:space="preserve">μ</m:t>
+                  </m:r>
+                </m:sub>
+              </m:sSub>
+              <m:r>
+                <m:t xml:space="preserve">−</m:t>
+              </m:r>
+              <m:sSub>
+                <m:e>
+                  <m:r>
+                    <m:t xml:space="preserve">m</m:t>
+                  </m:r>
+                </m:e>
+                <m:sub>
+                  <m:r>
+                    <m:t xml:space="preserve">e</m:t>
+                  </m:r>
+                </m:sub>
+              </m:sSub>
+            </m:e>
+          </m:d>
+          <m:sSub>
+            <m:e>
+              <m:r>
+                <m:t xml:space="preserve">ψ</m:t>
+              </m:r>
+            </m:e>
+            <m:sub>
+              <m:r>
+                <m:t xml:space="preserve">e</m:t>
+              </m:r>
+            </m:sub>
+          </m:sSub>
+          <m:r>
+            <m:t xml:space="preserve">+</m:t>
+          </m:r>
+          <m:sSub>
+            <m:e>
+              <m:r>
+                <m:t xml:space="preserve">ψ̄</m:t>
+              </m:r>
+            </m:e>
+            <m:sub>
+              <m:r>
+                <m:t xml:space="preserve">μ</m:t>
+              </m:r>
+            </m:sub>
+          </m:sSub>
+          <m:d>
+            <m:dPr/>
+            <m:e>
+              <m:sSup>
+                <m:e>
+                  <m:r>
+                    <m:t xml:space="preserve">iγ</m:t>
+                  </m:r>
+                </m:e>
+                <m:sup>
+                  <m:r>
+                    <m:t xml:space="preserve">μ</m:t>
+                  </m:r>
+                </m:sup>
+              </m:sSup>
+              <m:sSub>
+                <m:e>
+                  <m:r>
+                    <m:t xml:space="preserve">∂</m:t>
+                  </m:r>
+                </m:e>
+                <m:sub>
+                  <m:r>
+                    <m:t xml:space="preserve">μ</m:t>
+                  </m:r>
+                </m:sub>
+              </m:sSub>
+              <m:r>
+                <m:t xml:space="preserve">−</m:t>
+              </m:r>
+              <m:sSub>
+                <m:e>
+                  <m:r>
+                    <m:t xml:space="preserve">m</m:t>
+                  </m:r>
+                </m:e>
+                <m:sub>
+                  <m:r>
+                    <m:t xml:space="preserve">μ</m:t>
+                  </m:r>
+                </m:sub>
+              </m:sSub>
+            </m:e>
+          </m:d>
+          <m:sSub>
+            <m:e>
+              <m:r>
+                <m:t xml:space="preserve">ψ</m:t>
+              </m:r>
+            </m:e>
+            <m:sub>
+              <m:r>
+                <m:t xml:space="preserve">μ</m:t>
+              </m:r>
+            </m:sub>
+          </m:sSub>
         </m:oMath>
       </m:oMathPara>
     </w:p>
@@ -994,9 +1639,108 @@
       </w:pPr>
       <m:oMathPara>
         <m:oMath>
+          <m:sSub>
+            <m:e>
+              <m:r>
+                <m:t xml:space="preserve">∂</m:t>
+              </m:r>
+            </m:e>
+            <m:sub>
+              <m:r>
+                <m:t xml:space="preserve">μ</m:t>
+              </m:r>
+            </m:sub>
+          </m:sSub>
+          <m:d>
+            <m:dPr/>
+            <m:e>
+              <m:sSup>
+                <m:e>
+                  <m:r>
+                    <m:t xml:space="preserve">e</m:t>
+                  </m:r>
+                </m:e>
+                <m:sup>
+                  <m:r>
+                    <m:t xml:space="preserve">−</m:t>
+                  </m:r>
+                  <m:r>
+                    <m:t xml:space="preserve">iqα</m:t>
+                  </m:r>
+                </m:sup>
+              </m:sSup>
+              <m:r>
+                <m:t xml:space="preserve">ψ</m:t>
+              </m:r>
+            </m:e>
+          </m:d>
           <m:r>
-            <m:t xml:space="preserve">∂_μ(e^(−iqα)ψ) = e^(−iqα)(∂_μψ − iq(∂_μα)ψ)</m:t>
+            <m:t xml:space="preserve">=</m:t>
           </m:r>
+          <m:sSup>
+            <m:e>
+              <m:r>
+                <m:t xml:space="preserve">e</m:t>
+              </m:r>
+            </m:e>
+            <m:sup>
+              <m:r>
+                <m:t xml:space="preserve">−</m:t>
+              </m:r>
+              <m:r>
+                <m:t xml:space="preserve">iqα</m:t>
+              </m:r>
+            </m:sup>
+          </m:sSup>
+          <m:d>
+            <m:dPr/>
+            <m:e>
+              <m:sSub>
+                <m:e>
+                  <m:r>
+                    <m:t xml:space="preserve">∂</m:t>
+                  </m:r>
+                </m:e>
+                <m:sub>
+                  <m:r>
+                    <m:t xml:space="preserve">μ</m:t>
+                  </m:r>
+                </m:sub>
+              </m:sSub>
+              <m:r>
+                <m:t xml:space="preserve">ψ</m:t>
+              </m:r>
+              <m:r>
+                <m:t xml:space="preserve">−</m:t>
+              </m:r>
+              <m:r>
+                <m:t xml:space="preserve">iq</m:t>
+              </m:r>
+              <m:d>
+                <m:dPr/>
+                <m:e>
+                  <m:sSub>
+                    <m:e>
+                      <m:r>
+                        <m:t xml:space="preserve">∂</m:t>
+                      </m:r>
+                    </m:e>
+                    <m:sub>
+                      <m:r>
+                        <m:t xml:space="preserve">μ</m:t>
+                      </m:r>
+                    </m:sub>
+                  </m:sSub>
+                  <m:r>
+                    <m:t xml:space="preserve">α</m:t>
+                  </m:r>
+                </m:e>
+              </m:d>
+              <m:r>
+                <m:t xml:space="preserve">ψ</m:t>
+              </m:r>
+            </m:e>
+          </m:d>
         </m:oMath>
       </m:oMathPara>
     </w:p>
@@ -1013,8 +1757,46 @@
       <m:oMathPara>
         <m:oMath>
           <m:r>
-            <m:t xml:space="preserve">δℒ = (∂_μα) j^μ</m:t>
+            <m:t xml:space="preserve">δℒ</m:t>
           </m:r>
+          <m:r>
+            <m:t xml:space="preserve">=</m:t>
+          </m:r>
+          <m:d>
+            <m:dPr/>
+            <m:e>
+              <m:sSub>
+                <m:e>
+                  <m:r>
+                    <m:t xml:space="preserve">∂</m:t>
+                  </m:r>
+                </m:e>
+                <m:sub>
+                  <m:r>
+                    <m:t xml:space="preserve">μ</m:t>
+                  </m:r>
+                </m:sub>
+              </m:sSub>
+              <m:r>
+                <m:t xml:space="preserve">α</m:t>
+              </m:r>
+            </m:e>
+          </m:d>
+          <m:r>
+            <m:t xml:space="preserve"> </m:t>
+          </m:r>
+          <m:sSup>
+            <m:e>
+              <m:r>
+                <m:t xml:space="preserve">j</m:t>
+              </m:r>
+            </m:e>
+            <m:sup>
+              <m:r>
+                <m:t xml:space="preserve">μ</m:t>
+              </m:r>
+            </m:sup>
+          </m:sSup>
         </m:oMath>
       </m:oMathPara>
     </w:p>
@@ -1043,8 +1825,101 @@
       </w:pPr>
       <m:oMathPara>
         <m:oMath>
+          <m:sSub>
+            <m:e>
+              <m:r>
+                <m:t xml:space="preserve">D</m:t>
+              </m:r>
+            </m:e>
+            <m:sub>
+              <m:r>
+                <m:t xml:space="preserve">μ</m:t>
+              </m:r>
+            </m:sub>
+          </m:sSub>
           <m:r>
-            <m:t xml:space="preserve">D_μ = ∂_μ + iqA_μ,    D_μψ → e^(−iqα) D_μψ</m:t>
+            <m:t xml:space="preserve">=</m:t>
+          </m:r>
+          <m:sSub>
+            <m:e>
+              <m:r>
+                <m:t xml:space="preserve">∂</m:t>
+              </m:r>
+            </m:e>
+            <m:sub>
+              <m:r>
+                <m:t xml:space="preserve">μ</m:t>
+              </m:r>
+            </m:sub>
+          </m:sSub>
+          <m:r>
+            <m:t xml:space="preserve">+</m:t>
+          </m:r>
+          <m:sSub>
+            <m:e>
+              <m:r>
+                <m:t xml:space="preserve">iqA</m:t>
+              </m:r>
+            </m:e>
+            <m:sub>
+              <m:r>
+                <m:t xml:space="preserve">μ</m:t>
+              </m:r>
+            </m:sub>
+          </m:sSub>
+          <m:r>
+            <m:t xml:space="preserve">,</m:t>
+          </m:r>
+          <m:sSub>
+            <m:e>
+              <m:r>
+                <m:t xml:space="preserve">D</m:t>
+              </m:r>
+            </m:e>
+            <m:sub>
+              <m:r>
+                <m:t xml:space="preserve">μ</m:t>
+              </m:r>
+            </m:sub>
+          </m:sSub>
+          <m:r>
+            <m:t xml:space="preserve">ψ</m:t>
+          </m:r>
+          <m:r>
+            <m:t xml:space="preserve">→</m:t>
+          </m:r>
+          <m:sSup>
+            <m:e>
+              <m:r>
+                <m:t xml:space="preserve">e</m:t>
+              </m:r>
+            </m:e>
+            <m:sup>
+              <m:r>
+                <m:t xml:space="preserve">−</m:t>
+              </m:r>
+              <m:r>
+                <m:t xml:space="preserve">iqα</m:t>
+              </m:r>
+            </m:sup>
+          </m:sSup>
+          <m:r>
+            <m:t xml:space="preserve"> </m:t>
+          </m:r>
+          <m:sSub>
+            <m:e>
+              <m:r>
+                <m:t xml:space="preserve">D</m:t>
+              </m:r>
+            </m:e>
+            <m:sub>
+              <m:r>
+                <m:t xml:space="preserve">μ</m:t>
+              </m:r>
+            </m:sub>
+          </m:sSub>
+          <m:r>
+            <m:t xml:space="preserve">ψ</m:t>
           </m:r>
         </m:oMath>
       </m:oMathPara>
